--- a/Результаты/Лабораторная_05_Неуправляемые_выпрямители.docx
+++ b/Результаты/Лабораторная_05_Неуправляемые_выпрямители.docx
@@ -39,7 +39,7 @@
         <w:pStyle w:val="Heading2"/>
       </w:pPr>
       <w:r>
-        <w:t>Инструменты</w:t>
+        <w:t>Теория и расчёт (до симуляции)</w:t>
       </w:r>
     </w:p>
     <w:p>
@@ -47,7 +47,140 @@
         <w:pStyle w:val="ListBullet"/>
       </w:pPr>
       <w:r>
-        <w:t>LTspice и/или MATLAB/Simulink (Universal Bridge).</w:t>
+        <w:t xml:space="preserve">Однофазный мост: </w:t>
+      </w:r>
+      <w:r>
+        <w:rPr>
+          <w:rFonts w:ascii="Consolas" w:hAnsi="Consolas"/>
+          <w:color w:val="C03030"/>
+          <w:sz w:val="20"/>
+        </w:rPr>
+        <w:t>U_ср = 2·U_m/π ≈ 0.9·U_rms</w:t>
+      </w:r>
+      <w:r>
+        <w:t xml:space="preserve">, пульсации 2f = 100 Гц, </w:t>
+      </w:r>
+      <w:r>
+        <w:rPr>
+          <w:rFonts w:ascii="Consolas" w:hAnsi="Consolas"/>
+          <w:color w:val="C03030"/>
+          <w:sz w:val="20"/>
+        </w:rPr>
+        <w:t>k_п ≈ 0.48</w:t>
+      </w:r>
+      <w:r>
+        <w:t>.</w:t>
+      </w:r>
+    </w:p>
+    <w:p>
+      <w:pPr>
+        <w:pStyle w:val="ListBullet"/>
+      </w:pPr>
+      <w:r>
+        <w:t xml:space="preserve">Трёхфазный мост: </w:t>
+      </w:r>
+      <w:r>
+        <w:rPr>
+          <w:rFonts w:ascii="Consolas" w:hAnsi="Consolas"/>
+          <w:color w:val="C03030"/>
+          <w:sz w:val="20"/>
+        </w:rPr>
+        <w:t>U_ср ≈ 1.35·U_л</w:t>
+      </w:r>
+      <w:r>
+        <w:t xml:space="preserve">, пульсации 6f = 300 Гц, </w:t>
+      </w:r>
+      <w:r>
+        <w:rPr>
+          <w:rFonts w:ascii="Consolas" w:hAnsi="Consolas"/>
+          <w:color w:val="C03030"/>
+          <w:sz w:val="20"/>
+        </w:rPr>
+        <w:t>k_п ≈ 5.7%</w:t>
+      </w:r>
+      <w:r>
+        <w:t>.</w:t>
+      </w:r>
+    </w:p>
+    <w:p>
+      <w:r>
+        <w:t>Предрасчёт:</w:t>
+      </w:r>
+    </w:p>
+    <w:p>
+      <w:pPr>
+        <w:pStyle w:val="ListBullet"/>
+      </w:pPr>
+      <w:r>
+        <w:t xml:space="preserve">1ф, </w:t>
+      </w:r>
+      <w:r>
+        <w:rPr>
+          <w:rFonts w:ascii="Consolas" w:hAnsi="Consolas"/>
+          <w:color w:val="C03030"/>
+          <w:sz w:val="20"/>
+        </w:rPr>
+        <w:t>U_rms = 220 В</w:t>
+      </w:r>
+      <w:r>
+        <w:t xml:space="preserve">: </w:t>
+      </w:r>
+      <w:r>
+        <w:rPr>
+          <w:rFonts w:ascii="Consolas" w:hAnsi="Consolas"/>
+          <w:color w:val="C03030"/>
+          <w:sz w:val="20"/>
+        </w:rPr>
+        <w:t>U_m = 311 В</w:t>
+      </w:r>
+      <w:r>
+        <w:t xml:space="preserve">, </w:t>
+      </w:r>
+      <w:r>
+        <w:rPr>
+          <w:rFonts w:ascii="Consolas" w:hAnsi="Consolas"/>
+          <w:color w:val="C03030"/>
+          <w:sz w:val="20"/>
+        </w:rPr>
+        <w:t>U_ср = 198 В</w:t>
+      </w:r>
+      <w:r>
+        <w:t>.</w:t>
+      </w:r>
+    </w:p>
+    <w:p>
+      <w:pPr>
+        <w:pStyle w:val="ListBullet"/>
+      </w:pPr>
+      <w:r>
+        <w:t xml:space="preserve">3ф, </w:t>
+      </w:r>
+      <w:r>
+        <w:rPr>
+          <w:rFonts w:ascii="Consolas" w:hAnsi="Consolas"/>
+          <w:color w:val="C03030"/>
+          <w:sz w:val="20"/>
+        </w:rPr>
+        <w:t>U_л = 380 В</w:t>
+      </w:r>
+      <w:r>
+        <w:t xml:space="preserve">: </w:t>
+      </w:r>
+      <w:r>
+        <w:rPr>
+          <w:rFonts w:ascii="Consolas" w:hAnsi="Consolas"/>
+          <w:color w:val="C03030"/>
+          <w:sz w:val="20"/>
+        </w:rPr>
+        <w:t>U_ср ≈ 513 В</w:t>
+      </w:r>
+      <w:r>
+        <w:t>.</w:t>
+      </w:r>
+    </w:p>
+    <w:p>
+      <w:r>
+        <w:t>────────────────────────────────────────</w:t>
       </w:r>
     </w:p>
     <w:p>
@@ -55,7 +188,15 @@
         <w:pStyle w:val="Heading2"/>
       </w:pPr>
       <w:r>
-        <w:t>Задание</w:t>
+        <w:t>Часть A. Однофазный мост (LTspice)</w:t>
+      </w:r>
+    </w:p>
+    <w:p>
+      <w:pPr>
+        <w:pStyle w:val="Heading3"/>
+      </w:pPr>
+      <w:r>
+        <w:t>A1. Схема</w:t>
       </w:r>
     </w:p>
     <w:p>
@@ -63,16 +204,15 @@
         <w:pStyle w:val="ListNumber"/>
       </w:pPr>
       <w:r>
-        <w:t xml:space="preserve">Соберите </w:t>
+        <w:rPr>
+          <w:rFonts w:ascii="Consolas" w:hAnsi="Consolas"/>
+          <w:color w:val="C03030"/>
+          <w:sz w:val="20"/>
+        </w:rPr>
+        <w:t>SINE(0 311 50)</w:t>
       </w:r>
       <w:r>
-        <w:rPr>
-          <w:b/>
-        </w:rPr>
-        <w:t>однофазный мост</w:t>
-      </w:r>
-      <w:r>
-        <w:t xml:space="preserve"> (4 диода), нагрузка R. Снимите U_н(t), измерьте U_ср и размах пульсаций.</w:t>
+        <w:t xml:space="preserve"> — источник V1 (амплитуда 311 В, 50 Гц).</w:t>
       </w:r>
     </w:p>
     <w:p>
@@ -80,7 +220,29 @@
         <w:pStyle w:val="ListNumber"/>
       </w:pPr>
       <w:r>
-        <w:t>Добавьте сглаживающий конденсатор C, повторите измерения. Оцените пиковый ток диода.</w:t>
+        <w:t xml:space="preserve">Четыре диода </w:t>
+      </w:r>
+      <w:r>
+        <w:rPr>
+          <w:rFonts w:ascii="Consolas" w:hAnsi="Consolas"/>
+          <w:color w:val="C03030"/>
+          <w:sz w:val="20"/>
+        </w:rPr>
+        <w:t>D1…D4</w:t>
+      </w:r>
+      <w:r>
+        <w:t xml:space="preserve"> (например </w:t>
+      </w:r>
+      <w:r>
+        <w:rPr>
+          <w:rFonts w:ascii="Consolas" w:hAnsi="Consolas"/>
+          <w:color w:val="C03030"/>
+          <w:sz w:val="20"/>
+        </w:rPr>
+        <w:t>1N4007</w:t>
+      </w:r>
+      <w:r>
+        <w:t>) в мостовой схеме.</w:t>
       </w:r>
     </w:p>
     <w:p>
@@ -88,16 +250,26 @@
         <w:pStyle w:val="ListNumber"/>
       </w:pPr>
       <w:r>
-        <w:t xml:space="preserve">Соберите </w:t>
+        <w:t xml:space="preserve">Нагрузка </w:t>
       </w:r>
       <w:r>
         <w:rPr>
-          <w:b/>
+          <w:rFonts w:ascii="Consolas" w:hAnsi="Consolas"/>
+          <w:color w:val="C03030"/>
+          <w:sz w:val="20"/>
         </w:rPr>
-        <w:t>трёхфазный мост</w:t>
+        <w:t>R = 100 Ом</w:t>
       </w:r>
       <w:r>
-        <w:t xml:space="preserve"> (схема Ларионова), R-нагрузка. Снимите U_н(t), измерьте U_ср и пульсации.</w:t>
+        <w:t>.</w:t>
+      </w:r>
+    </w:p>
+    <w:p>
+      <w:pPr>
+        <w:pStyle w:val="Heading3"/>
+      </w:pPr>
+      <w:r>
+        <w:t>A2. Анализ</w:t>
       </w:r>
     </w:p>
     <w:p>
@@ -105,7 +277,15 @@
         <w:pStyle w:val="ListNumber"/>
       </w:pPr>
       <w:r>
-        <w:t>Сравните частоту пульсаций: 1ф → 2f, 3ф → 6f.</w:t>
+        <w:rPr>
+          <w:rFonts w:ascii="Consolas" w:hAnsi="Consolas"/>
+          <w:color w:val="C03030"/>
+          <w:sz w:val="20"/>
+        </w:rPr>
+        <w:t>.tran 0 100m 60m 10u</w:t>
+      </w:r>
+      <w:r>
+        <w:t xml:space="preserve"> (отбрасываем первые 60 мс переходного процесса).</w:t>
       </w:r>
     </w:p>
     <w:p>
@@ -113,7 +293,99 @@
         <w:pStyle w:val="ListNumber"/>
       </w:pPr>
       <w:r>
-        <w:t>Снимите средний и действующий ток через диод.</w:t>
+        <w:t xml:space="preserve">Снимите </w:t>
+      </w:r>
+      <w:r>
+        <w:rPr>
+          <w:rFonts w:ascii="Consolas" w:hAnsi="Consolas"/>
+          <w:color w:val="C03030"/>
+          <w:sz w:val="20"/>
+        </w:rPr>
+        <w:t>V(нагрузка)</w:t>
+      </w:r>
+      <w:r>
+        <w:t xml:space="preserve">. Измерьте </w:t>
+      </w:r>
+      <w:r>
+        <w:rPr>
+          <w:rFonts w:ascii="Consolas" w:hAnsi="Consolas"/>
+          <w:color w:val="C03030"/>
+          <w:sz w:val="20"/>
+        </w:rPr>
+        <w:t>Mean</w:t>
+      </w:r>
+      <w:r>
+        <w:t xml:space="preserve"> и размах пульсаций (Ctrl+клик по кривой).</w:t>
+      </w:r>
+    </w:p>
+    <w:p>
+      <w:pPr>
+        <w:pStyle w:val="ListNumber"/>
+      </w:pPr>
+      <w:r>
+        <w:t xml:space="preserve">Сравните </w:t>
+      </w:r>
+      <w:r>
+        <w:rPr>
+          <w:rFonts w:ascii="Consolas" w:hAnsi="Consolas"/>
+          <w:color w:val="C03030"/>
+          <w:sz w:val="20"/>
+        </w:rPr>
+        <w:t>U_ср</w:t>
+      </w:r>
+      <w:r>
+        <w:t xml:space="preserve"> с расчётом 198 В.</w:t>
+      </w:r>
+    </w:p>
+    <w:p>
+      <w:pPr>
+        <w:pStyle w:val="Heading3"/>
+      </w:pPr>
+      <w:r>
+        <w:t>A3. С конденсатором</w:t>
+      </w:r>
+    </w:p>
+    <w:p>
+      <w:r>
+        <w:t xml:space="preserve">Добавьте </w:t>
+      </w:r>
+      <w:r>
+        <w:rPr>
+          <w:rFonts w:ascii="Consolas" w:hAnsi="Consolas"/>
+          <w:color w:val="C03030"/>
+          <w:sz w:val="20"/>
+        </w:rPr>
+        <w:t>C = 470 мкФ</w:t>
+      </w:r>
+      <w:r>
+        <w:t xml:space="preserve"> параллельно R. Снова измерьте </w:t>
+      </w:r>
+      <w:r>
+        <w:rPr>
+          <w:rFonts w:ascii="Consolas" w:hAnsi="Consolas"/>
+          <w:color w:val="C03030"/>
+          <w:sz w:val="20"/>
+        </w:rPr>
+        <w:t>U_ср</w:t>
+      </w:r>
+      <w:r>
+        <w:t xml:space="preserve"> (вырастет к ~290 В) и пиковый ток диода </w:t>
+      </w:r>
+      <w:r>
+        <w:rPr>
+          <w:rFonts w:ascii="Consolas" w:hAnsi="Consolas"/>
+          <w:color w:val="C03030"/>
+          <w:sz w:val="20"/>
+        </w:rPr>
+        <w:t>I(D1)</w:t>
+      </w:r>
+      <w:r>
+        <w:t>.</w:t>
+      </w:r>
+    </w:p>
+    <w:p>
+      <w:r>
+        <w:t>────────────────────────────────────────</w:t>
       </w:r>
     </w:p>
     <w:p>
@@ -121,32 +393,250 @@
         <w:pStyle w:val="Heading2"/>
       </w:pPr>
       <w:r>
-        <w:t>Расчётная часть</w:t>
+        <w:t>Часть B. Трёхфазный мост (Simulink — рекомендуется)</w:t>
+      </w:r>
+    </w:p>
+    <w:p>
+      <w:pPr>
+        <w:pStyle w:val="Heading3"/>
+      </w:pPr>
+      <w:r>
+        <w:t>B1. Схема</w:t>
+      </w:r>
+    </w:p>
+    <w:p>
+      <w:pPr>
+        <w:pStyle w:val="ListNumber"/>
+      </w:pPr>
+      <w:r>
+        <w:t xml:space="preserve">Блок </w:t>
+      </w:r>
+      <w:r>
+        <w:rPr>
+          <w:rFonts w:ascii="Consolas" w:hAnsi="Consolas"/>
+          <w:color w:val="C03030"/>
+          <w:sz w:val="20"/>
+        </w:rPr>
+        <w:t>Three-Phase Source</w:t>
+      </w:r>
+      <w:r>
+        <w:t>: 380 В (линейное RMS), 50 Гц, соединение Y с заземлённой нейтралью.</w:t>
+      </w:r>
+    </w:p>
+    <w:p>
+      <w:pPr>
+        <w:pStyle w:val="ListNumber"/>
+      </w:pPr>
+      <w:r>
+        <w:rPr>
+          <w:rFonts w:ascii="Consolas" w:hAnsi="Consolas"/>
+          <w:color w:val="C03030"/>
+          <w:sz w:val="20"/>
+        </w:rPr>
+        <w:t>Universal Bridge</w:t>
+      </w:r>
+      <w:r>
+        <w:t xml:space="preserve">: 3 плеча (arms = 3), Power Electronic device = </w:t>
+      </w:r>
+      <w:r>
+        <w:rPr>
+          <w:rFonts w:ascii="Consolas" w:hAnsi="Consolas"/>
+          <w:color w:val="C03030"/>
+          <w:sz w:val="20"/>
+        </w:rPr>
+        <w:t>Diodes</w:t>
+      </w:r>
+      <w:r>
+        <w:t>.</w:t>
+      </w:r>
+    </w:p>
+    <w:p>
+      <w:pPr>
+        <w:pStyle w:val="ListNumber"/>
+      </w:pPr>
+      <w:r>
+        <w:t xml:space="preserve">Нагрузка </w:t>
+      </w:r>
+      <w:r>
+        <w:rPr>
+          <w:rFonts w:ascii="Consolas" w:hAnsi="Consolas"/>
+          <w:color w:val="C03030"/>
+          <w:sz w:val="20"/>
+        </w:rPr>
+        <w:t>R = 100 Ом</w:t>
+      </w:r>
+      <w:r>
+        <w:t xml:space="preserve"> (Series RLC Branch).</w:t>
+      </w:r>
+    </w:p>
+    <w:p>
+      <w:pPr>
+        <w:pStyle w:val="ListNumber"/>
+      </w:pPr>
+      <w:r>
+        <w:rPr>
+          <w:rFonts w:ascii="Consolas" w:hAnsi="Consolas"/>
+          <w:color w:val="C03030"/>
+          <w:sz w:val="20"/>
+        </w:rPr>
+        <w:t>powergui</w:t>
+      </w:r>
+      <w:r>
+        <w:t xml:space="preserve"> (Continuous), Voltage/Current Measurement, Scope, Mean.</w:t>
+      </w:r>
+    </w:p>
+    <w:p>
+      <w:pPr>
+        <w:pStyle w:val="Heading3"/>
+      </w:pPr>
+      <w:r>
+        <w:t>B2. Настройка решателя</w:t>
+      </w:r>
+    </w:p>
+    <w:p>
+      <w:pPr>
+        <w:pStyle w:val="ListBullet"/>
+      </w:pPr>
+      <w:r>
+        <w:t xml:space="preserve">Solver: </w:t>
+      </w:r>
+      <w:r>
+        <w:rPr>
+          <w:rFonts w:ascii="Consolas" w:hAnsi="Consolas"/>
+          <w:color w:val="C03030"/>
+          <w:sz w:val="20"/>
+        </w:rPr>
+        <w:t>ode23tb</w:t>
+      </w:r>
+      <w:r>
+        <w:t xml:space="preserve">, Variable-step, Max step </w:t>
+      </w:r>
+      <w:r>
+        <w:rPr>
+          <w:rFonts w:ascii="Consolas" w:hAnsi="Consolas"/>
+          <w:color w:val="C03030"/>
+          <w:sz w:val="20"/>
+        </w:rPr>
+        <w:t>1e-5</w:t>
+      </w:r>
+      <w:r>
+        <w:t xml:space="preserve">, Stop time </w:t>
+      </w:r>
+      <w:r>
+        <w:rPr>
+          <w:rFonts w:ascii="Consolas" w:hAnsi="Consolas"/>
+          <w:color w:val="C03030"/>
+          <w:sz w:val="20"/>
+        </w:rPr>
+        <w:t>0.1</w:t>
+      </w:r>
+      <w:r>
+        <w:t>.</w:t>
+      </w:r>
+    </w:p>
+    <w:p>
+      <w:pPr>
+        <w:pStyle w:val="Heading3"/>
+      </w:pPr>
+      <w:r>
+        <w:t>B3. Измерения</w:t>
+      </w:r>
+    </w:p>
+    <w:p>
+      <w:pPr>
+        <w:pStyle w:val="ListNumber"/>
+      </w:pPr>
+      <w:r>
+        <w:t xml:space="preserve">Снимите </w:t>
+      </w:r>
+      <w:r>
+        <w:rPr>
+          <w:rFonts w:ascii="Consolas" w:hAnsi="Consolas"/>
+          <w:color w:val="C03030"/>
+          <w:sz w:val="20"/>
+        </w:rPr>
+        <w:t>U_н(t)</w:t>
+      </w:r>
+      <w:r>
+        <w:t xml:space="preserve"> — видны 6 пульсаций за период (300 Гц).</w:t>
+      </w:r>
+    </w:p>
+    <w:p>
+      <w:pPr>
+        <w:pStyle w:val="ListNumber"/>
+      </w:pPr>
+      <w:r>
+        <w:t xml:space="preserve">Измерьте </w:t>
+      </w:r>
+      <w:r>
+        <w:rPr>
+          <w:rFonts w:ascii="Consolas" w:hAnsi="Consolas"/>
+          <w:color w:val="C03030"/>
+          <w:sz w:val="20"/>
+        </w:rPr>
+        <w:t>Mean</w:t>
+      </w:r>
+      <w:r>
+        <w:t xml:space="preserve"> (≈ 513 В) и размах пульсаций.</w:t>
+      </w:r>
+    </w:p>
+    <w:p>
+      <w:pPr>
+        <w:pStyle w:val="ListNumber"/>
+      </w:pPr>
+      <w:r>
+        <w:t>Сравните частоту пульсаций 1ф (2f) и 3ф (6f).</w:t>
+      </w:r>
+    </w:p>
+    <w:p>
+      <w:pPr>
+        <w:pStyle w:val="ListNumber"/>
+      </w:pPr>
+      <w:r>
+        <w:t>Снимите средний и действующий ток через один диод.</w:t>
       </w:r>
     </w:p>
     <w:p>
       <w:r>
-        <w:t>| Параметр | 1ф мост (расчёт) | 1ф (сим.) | 3ф мост (расчёт) | 3ф (сим.) |</w:t>
+        <w:t>────────────────────────────────────────</w:t>
+      </w:r>
+    </w:p>
+    <w:p>
+      <w:pPr>
+        <w:pStyle w:val="Heading2"/>
+      </w:pPr>
+      <w:r>
+        <w:t>Таблица результатов</w:t>
       </w:r>
     </w:p>
     <w:p>
       <w:r>
-        <w:t>|----------|------------------|-----------|------------------|-----------|</w:t>
+        <w:t>| Параметр | 1ф расчёт | 1ф сим. | 3ф расчёт | 3ф сим. |</w:t>
       </w:r>
     </w:p>
     <w:p>
       <w:r>
-        <w:t>| U_ср | | | | |</w:t>
+        <w:t>|----------|-----------|---------|-----------|---------|</w:t>
       </w:r>
     </w:p>
     <w:p>
       <w:r>
-        <w:t>| k_п | | | | |</w:t>
+        <w:t>| U_ср, В | 198 | | 513 | |</w:t>
       </w:r>
     </w:p>
     <w:p>
       <w:r>
-        <w:t>| f_пульс | 2f=100 Гц | | 6f=300 Гц | |</w:t>
+        <w:t>| k_п | 0.48 | | 0.057 | |</w:t>
+      </w:r>
+    </w:p>
+    <w:p>
+      <w:r>
+        <w:t>| f_пульс, Гц | 100 | | 300 | |</w:t>
+      </w:r>
+    </w:p>
+    <w:p>
+      <w:r>
+        <w:t>| I_ср диода | | | | |</w:t>
       </w:r>
     </w:p>
     <w:p>
@@ -162,7 +652,18 @@
         <w:pStyle w:val="ListNumber"/>
       </w:pPr>
       <w:r>
-        <w:t>Почему добавление C повышает U_ср, но создаёт импульсные токи?</w:t>
+        <w:t xml:space="preserve">Почему добавление C повышает </w:t>
+      </w:r>
+      <w:r>
+        <w:rPr>
+          <w:rFonts w:ascii="Consolas" w:hAnsi="Consolas"/>
+          <w:color w:val="C03030"/>
+          <w:sz w:val="20"/>
+        </w:rPr>
+        <w:t>U_ср</w:t>
+      </w:r>
+      <w:r>
+        <w:t>, но создаёт импульсные токи?</w:t>
       </w:r>
     </w:p>
     <w:p>
@@ -183,6 +684,14 @@
     </w:p>
     <w:p>
       <w:pPr>
+        <w:pStyle w:val="ListNumber"/>
+      </w:pPr>
+      <w:r>
+        <w:t>Как индуктивная нагрузка изменила бы форму тока?</w:t>
+      </w:r>
+    </w:p>
+    <w:p>
+      <w:pPr>
         <w:pStyle w:val="Heading2"/>
       </w:pPr>
       <w:r>
@@ -191,7 +700,7 @@
     </w:p>
     <w:p>
       <w:r>
-        <w:t>Цель → схемы → осциллограммы → таблица сравнения → выводы по выбору схемы.</w:t>
+        <w:t>Цель → расчёт → схемы → осциллограммы → таблица сравнения → выводы.</w:t>
       </w:r>
     </w:p>
     <w:sectPr>
